--- a/public/downloads/莊子全解-封面.docx
+++ b/public/downloads/莊子全解-封面.docx
@@ -160,7 +160,7 @@
           <w:sz w:val="18"/>
           <w:szCs w:val="18"/>
         </w:rPr>
-        <w:t xml:space="preserve">• 正式印刷請用「封面展開 PDF」（含勒口＋書脊＋3mm 出血）。</w:t>
+        <w:t xml:space="preserve">• 正式印刷請用「封面展開 PDF」（含勒口＋書脊＋3mm 出血）。單本數位建議印在外書衣上。</w:t>
       </w:r>
     </w:p>
     <w:p>
